--- a/src/frontend/frontend made by Jesse/README/Verlaufsprotokoll (iSlave).docx
+++ b/src/frontend/frontend made by Jesse/README/Verlaufsprotokoll (iSlave).docx
@@ -48,11 +48,9 @@
       </w:r>
     </w:p>
     <w:p>
-      <w:proofErr w:type="gramStart"/>
       <w:r>
         <w:t>Tag  2</w:t>
       </w:r>
-      <w:proofErr w:type="gramEnd"/>
     </w:p>
     <w:p>
       <w:pPr>
@@ -142,7 +140,10 @@
       </w:r>
       <w:proofErr w:type="spellEnd"/>
       <w:r>
-        <w:t xml:space="preserve"> erstellen</w:t>
+        <w:t xml:space="preserve"> erstell</w:t>
+      </w:r>
+      <w:r>
+        <w:t>t</w:t>
       </w:r>
     </w:p>
     <w:p>
@@ -302,11 +303,9 @@
           <w:numId w:val="1"/>
         </w:numPr>
       </w:pPr>
-      <w:proofErr w:type="gramStart"/>
       <w:r>
         <w:t>NPCs  programmiert</w:t>
       </w:r>
-      <w:proofErr w:type="gramEnd"/>
       <w:r>
         <w:t xml:space="preserve"> (Startposition, </w:t>
       </w:r>
@@ -371,46 +370,99 @@
         </w:numPr>
       </w:pPr>
       <w:r>
-        <w:t>Bad-</w:t>
+        <w:t>Ba</w:t>
+      </w:r>
+      <w:r>
+        <w:t>th</w:t>
+      </w:r>
+      <w:r>
+        <w:t>-</w:t>
       </w:r>
       <w:proofErr w:type="spellStart"/>
-      <w:proofErr w:type="gramStart"/>
       <w:r>
         <w:t>Map</w:t>
       </w:r>
       <w:proofErr w:type="spellEnd"/>
       <w:r>
-        <w:t xml:space="preserve">  angefangen</w:t>
-      </w:r>
-      <w:proofErr w:type="gramEnd"/>
-      <w:r>
-        <w:t xml:space="preserve"> zu konstruieren (</w:t>
-      </w:r>
-      <w:proofErr w:type="gramStart"/>
-      <w:r>
-        <w:t>Dusche ,</w:t>
-      </w:r>
-      <w:proofErr w:type="gramEnd"/>
-      <w:r>
-        <w:t xml:space="preserve"> </w:t>
-      </w:r>
-      <w:proofErr w:type="gramStart"/>
-      <w:r>
-        <w:t>Fenster ,</w:t>
-      </w:r>
-      <w:proofErr w:type="gramEnd"/>
-      <w:r>
-        <w:t xml:space="preserve"> Badewanne)</w:t>
-      </w:r>
-    </w:p>
-    <w:p>
-      <w:pPr>
-        <w:pStyle w:val="Listenabsatz"/>
-        <w:numPr>
-          <w:ilvl w:val="0"/>
-          <w:numId w:val="1"/>
-        </w:numPr>
-      </w:pPr>
+        <w:t xml:space="preserve">  angefangen zu konstruieren (Dusche , Fenster , Badewanne)</w:t>
+      </w:r>
+    </w:p>
+    <w:p/>
+    <w:p/>
+    <w:p/>
+    <w:p>
+      <w:r>
+        <w:lastRenderedPageBreak/>
+        <w:t>Tag8</w:t>
+      </w:r>
+    </w:p>
+    <w:p>
+      <w:pPr>
+        <w:pStyle w:val="Listenabsatz"/>
+        <w:numPr>
+          <w:ilvl w:val="0"/>
+          <w:numId w:val="1"/>
+        </w:numPr>
+      </w:pPr>
+      <w:r>
+        <w:t xml:space="preserve">Projektordner bei </w:t>
+      </w:r>
+      <w:proofErr w:type="spellStart"/>
+      <w:r>
+        <w:t>Git</w:t>
+      </w:r>
+      <w:proofErr w:type="spellEnd"/>
+      <w:r>
+        <w:t xml:space="preserve"> hochgeladen</w:t>
+      </w:r>
+    </w:p>
+    <w:p>
+      <w:pPr>
+        <w:pStyle w:val="Listenabsatz"/>
+        <w:numPr>
+          <w:ilvl w:val="0"/>
+          <w:numId w:val="1"/>
+        </w:numPr>
+      </w:pPr>
+      <w:r>
+        <w:t>Bewegungsgeschwindigkeit und flüssiger Verlauf der Charaktere bearbeitet</w:t>
+      </w:r>
+    </w:p>
+    <w:p>
+      <w:pPr>
+        <w:pStyle w:val="Listenabsatz"/>
+        <w:numPr>
+          <w:ilvl w:val="0"/>
+          <w:numId w:val="1"/>
+        </w:numPr>
+      </w:pPr>
+      <w:r>
+        <w:t>Der erste NPC hat sein Aussehen bekommen ( Katze )</w:t>
+      </w:r>
+    </w:p>
+    <w:p>
+      <w:pPr>
+        <w:pStyle w:val="Listenabsatz"/>
+        <w:numPr>
+          <w:ilvl w:val="0"/>
+          <w:numId w:val="1"/>
+        </w:numPr>
+      </w:pPr>
+      <w:r>
+        <w:t>Die Bewegung des Spielers und des NPCs durch Animation ersetzt</w:t>
+      </w:r>
+    </w:p>
+    <w:p>
+      <w:pPr>
+        <w:pStyle w:val="Listenabsatz"/>
+        <w:numPr>
+          <w:ilvl w:val="0"/>
+          <w:numId w:val="1"/>
+        </w:numPr>
+      </w:pPr>
+      <w:r>
+        <w:t>Die Anpassungen der Animationen und weiterer Einstellungen angepasst</w:t>
+      </w:r>
     </w:p>
     <w:sectPr>
       <w:pgSz w:w="11906" w:h="16838"/>

--- a/src/frontend/frontend made by Jesse/README/Verlaufsprotokoll (iSlave).docx
+++ b/src/frontend/frontend made by Jesse/README/Verlaufsprotokoll (iSlave).docx
@@ -16,35 +16,19 @@
         </w:numPr>
       </w:pPr>
       <w:r>
-        <w:t>Auseinandersetzung mit der Bibliothek „</w:t>
-      </w:r>
-      <w:proofErr w:type="spellStart"/>
-      <w:r>
-        <w:t>Pygame</w:t>
-      </w:r>
-      <w:proofErr w:type="spellEnd"/>
-      <w:r>
-        <w:t>“</w:t>
-      </w:r>
-    </w:p>
-    <w:p>
-      <w:pPr>
-        <w:pStyle w:val="Listenabsatz"/>
-        <w:numPr>
-          <w:ilvl w:val="0"/>
-          <w:numId w:val="1"/>
-        </w:numPr>
-      </w:pPr>
-      <w:r>
-        <w:t xml:space="preserve">Einstellen und installieren von </w:t>
-      </w:r>
-      <w:proofErr w:type="spellStart"/>
-      <w:r>
-        <w:t>Pygame</w:t>
-      </w:r>
-      <w:proofErr w:type="spellEnd"/>
-      <w:r>
-        <w:t xml:space="preserve"> in Visual Studio Code</w:t>
+        <w:t>Auseinandersetzung mit der Bibliothek „Pygame“</w:t>
+      </w:r>
+    </w:p>
+    <w:p>
+      <w:pPr>
+        <w:pStyle w:val="Listenabsatz"/>
+        <w:numPr>
+          <w:ilvl w:val="0"/>
+          <w:numId w:val="1"/>
+        </w:numPr>
+      </w:pPr>
+      <w:r>
+        <w:t>Einstellen und installieren von Pygame in Visual Studio Code</w:t>
       </w:r>
     </w:p>
     <w:p>
@@ -101,46 +85,20 @@
           <w:numId w:val="1"/>
         </w:numPr>
       </w:pPr>
-      <w:proofErr w:type="spellStart"/>
-      <w:r>
-        <w:t>Deteilarbeit</w:t>
-      </w:r>
-      <w:proofErr w:type="spellEnd"/>
-      <w:r>
-        <w:t xml:space="preserve"> und Festlegung der benutzbaren Kacheln im </w:t>
-      </w:r>
-      <w:proofErr w:type="spellStart"/>
-      <w:r>
-        <w:t>Tileset</w:t>
-      </w:r>
-      <w:proofErr w:type="spellEnd"/>
-    </w:p>
-    <w:p>
-      <w:pPr>
-        <w:pStyle w:val="Listenabsatz"/>
-        <w:numPr>
-          <w:ilvl w:val="0"/>
-          <w:numId w:val="1"/>
-        </w:numPr>
-      </w:pPr>
-      <w:r>
-        <w:t xml:space="preserve">Verbindung zwischen der Datei vom </w:t>
-      </w:r>
-      <w:proofErr w:type="spellStart"/>
-      <w:r>
-        <w:t>Tileset</w:t>
-      </w:r>
-      <w:proofErr w:type="spellEnd"/>
-      <w:r>
-        <w:t xml:space="preserve"> und </w:t>
-      </w:r>
-      <w:proofErr w:type="spellStart"/>
-      <w:r>
-        <w:t>Pygame</w:t>
-      </w:r>
-      <w:proofErr w:type="spellEnd"/>
-      <w:r>
-        <w:t xml:space="preserve"> erstell</w:t>
+      <w:r>
+        <w:t>Deteilarbeit und Festlegung der benutzbaren Kacheln im Tileset</w:t>
+      </w:r>
+    </w:p>
+    <w:p>
+      <w:pPr>
+        <w:pStyle w:val="Listenabsatz"/>
+        <w:numPr>
+          <w:ilvl w:val="0"/>
+          <w:numId w:val="1"/>
+        </w:numPr>
+      </w:pPr>
+      <w:r>
+        <w:t>Verbindung zwischen der Datei vom Tileset und Pygame erstell</w:t>
       </w:r>
       <w:r>
         <w:t>t</w:t>
@@ -155,15 +113,7 @@
         </w:numPr>
       </w:pPr>
       <w:r>
-        <w:t>Charakter-</w:t>
-      </w:r>
-      <w:proofErr w:type="spellStart"/>
-      <w:r>
-        <w:t>Tileset</w:t>
-      </w:r>
-      <w:proofErr w:type="spellEnd"/>
-      <w:r>
-        <w:t xml:space="preserve"> angefangen zu erstellen</w:t>
+        <w:t>Charakter-Tileset angefangen zu erstellen</w:t>
       </w:r>
     </w:p>
     <w:p>
@@ -180,41 +130,20 @@
         </w:numPr>
       </w:pPr>
       <w:r>
-        <w:t xml:space="preserve">Charakter-Grundstruktur- </w:t>
-      </w:r>
-      <w:proofErr w:type="spellStart"/>
-      <w:r>
-        <w:t>Tileset</w:t>
-      </w:r>
-      <w:proofErr w:type="spellEnd"/>
-      <w:r>
-        <w:t xml:space="preserve"> abgeschlossen</w:t>
-      </w:r>
-    </w:p>
-    <w:p>
-      <w:pPr>
-        <w:pStyle w:val="Listenabsatz"/>
-        <w:numPr>
-          <w:ilvl w:val="0"/>
-          <w:numId w:val="1"/>
-        </w:numPr>
-      </w:pPr>
-      <w:r>
-        <w:t>Einfügen und Koordinieren des Karten-</w:t>
-      </w:r>
-      <w:proofErr w:type="spellStart"/>
-      <w:r>
-        <w:t>Tilesets</w:t>
-      </w:r>
-      <w:proofErr w:type="spellEnd"/>
-      <w:r>
-        <w:t xml:space="preserve"> in </w:t>
-      </w:r>
-      <w:proofErr w:type="spellStart"/>
-      <w:r>
-        <w:t>Pygame</w:t>
-      </w:r>
-      <w:proofErr w:type="spellEnd"/>
+        <w:t>Charakter-Grundstruktur- Tileset abgeschlossen</w:t>
+      </w:r>
+    </w:p>
+    <w:p>
+      <w:pPr>
+        <w:pStyle w:val="Listenabsatz"/>
+        <w:numPr>
+          <w:ilvl w:val="0"/>
+          <w:numId w:val="1"/>
+        </w:numPr>
+      </w:pPr>
+      <w:r>
+        <w:t>Einfügen und Koordinieren des Karten-Tilesets in Pygame</w:t>
+      </w:r>
     </w:p>
     <w:p>
       <w:pPr>
@@ -272,15 +201,7 @@
         <w:t xml:space="preserve">laufen </w:t>
       </w:r>
       <w:r>
-        <w:t xml:space="preserve">kann </w:t>
-      </w:r>
-      <w:proofErr w:type="spellStart"/>
-      <w:r>
-        <w:t>bzw</w:t>
-      </w:r>
-      <w:proofErr w:type="spellEnd"/>
-      <w:r>
-        <w:t xml:space="preserve"> die Karte verlassen kann</w:t>
+        <w:t>kann bzw die Karte verlassen kann</w:t>
       </w:r>
     </w:p>
     <w:p>
@@ -307,15 +228,7 @@
         <w:t>NPCs  programmiert</w:t>
       </w:r>
       <w:r>
-        <w:t xml:space="preserve"> (Startposition, </w:t>
-      </w:r>
-      <w:proofErr w:type="spellStart"/>
-      <w:r>
-        <w:t>random</w:t>
-      </w:r>
-      <w:proofErr w:type="spellEnd"/>
-      <w:r>
-        <w:t xml:space="preserve"> Bewegungsbild)</w:t>
+        <w:t xml:space="preserve"> (Startposition, random Bewegungsbild)</w:t>
       </w:r>
     </w:p>
     <w:p>
@@ -376,15 +289,7 @@
         <w:t>th</w:t>
       </w:r>
       <w:r>
-        <w:t>-</w:t>
-      </w:r>
-      <w:proofErr w:type="spellStart"/>
-      <w:r>
-        <w:t>Map</w:t>
-      </w:r>
-      <w:proofErr w:type="spellEnd"/>
-      <w:r>
-        <w:t xml:space="preserve">  angefangen zu konstruieren (Dusche , Fenster , Badewanne)</w:t>
+        <w:t>-Map  angefangen zu konstruieren (Dusche , Fenster , Badewanne)</w:t>
       </w:r>
     </w:p>
     <w:p/>
@@ -405,15 +310,7 @@
         </w:numPr>
       </w:pPr>
       <w:r>
-        <w:t xml:space="preserve">Projektordner bei </w:t>
-      </w:r>
-      <w:proofErr w:type="spellStart"/>
-      <w:r>
-        <w:t>Git</w:t>
-      </w:r>
-      <w:proofErr w:type="spellEnd"/>
-      <w:r>
-        <w:t xml:space="preserve"> hochgeladen</w:t>
+        <w:t>Projektordner bei Git hochgeladen</w:t>
       </w:r>
     </w:p>
     <w:p>
@@ -462,6 +359,35 @@
       </w:pPr>
       <w:r>
         <w:t>Die Anpassungen der Animationen und weiterer Einstellungen angepasst</w:t>
+      </w:r>
+    </w:p>
+    <w:p>
+      <w:r>
+        <w:t>Tag 9</w:t>
+      </w:r>
+    </w:p>
+    <w:p>
+      <w:pPr>
+        <w:pStyle w:val="Listenabsatz"/>
+        <w:numPr>
+          <w:ilvl w:val="0"/>
+          <w:numId w:val="1"/>
+        </w:numPr>
+      </w:pPr>
+      <w:r>
+        <w:t>Teppich, Toilette und Waschbecken erstellt sowie Blume im Fenster</w:t>
+      </w:r>
+    </w:p>
+    <w:p>
+      <w:pPr>
+        <w:pStyle w:val="Listenabsatz"/>
+        <w:numPr>
+          <w:ilvl w:val="0"/>
+          <w:numId w:val="1"/>
+        </w:numPr>
+      </w:pPr>
+      <w:r>
+        <w:t>NPC angepasst, dass er nicht auf falsche Bereiche läuft</w:t>
       </w:r>
     </w:p>
     <w:sectPr>

--- a/src/frontend/frontend made by Jesse/README/Verlaufsprotokoll (iSlave).docx
+++ b/src/frontend/frontend made by Jesse/README/Verlaufsprotokoll (iSlave).docx
@@ -388,6 +388,35 @@
       </w:pPr>
       <w:r>
         <w:t>NPC angepasst, dass er nicht auf falsche Bereiche läuft</w:t>
+      </w:r>
+    </w:p>
+    <w:p>
+      <w:pPr>
+        <w:pStyle w:val="Listenabsatz"/>
+        <w:numPr>
+          <w:ilvl w:val="0"/>
+          <w:numId w:val="1"/>
+        </w:numPr>
+      </w:pPr>
+      <w:r>
+        <w:t>Code in Klassen aufgeteilt</w:t>
+      </w:r>
+    </w:p>
+    <w:p>
+      <w:r>
+        <w:t>Tag10</w:t>
+      </w:r>
+    </w:p>
+    <w:p>
+      <w:pPr>
+        <w:pStyle w:val="Listenabsatz"/>
+        <w:numPr>
+          <w:ilvl w:val="0"/>
+          <w:numId w:val="1"/>
+        </w:numPr>
+      </w:pPr>
+      <w:r>
+        <w:t>Code in bessere Ordnerstruktur verteilt und Grundbasis für Die Bereiche Küche, Schlafzimmer und Wohnzimmer eingerichtet</w:t>
       </w:r>
     </w:p>
     <w:sectPr>
